--- a/t27_s4.docx
+++ b/t27_s4.docx
@@ -3,2168 +3,998 @@
 <w:document xmlns:wpc="http://schemas.microsoft.com/office/word/2010/wordprocessingCanvas" xmlns:mo="http://schemas.microsoft.com/office/mac/office/2008/main" xmlns:mc="http://schemas.openxmlformats.org/markup-compatibility/2006" xmlns:mv="urn:schemas-microsoft-com:mac:vml" xmlns:o="urn:schemas-microsoft-com:office:office" xmlns:r="http://schemas.openxmlformats.org/officeDocument/2006/relationships" xmlns:m="http://schemas.openxmlformats.org/officeDocument/2006/math" xmlns:v="urn:schemas-microsoft-com:vml" xmlns:wp14="http://schemas.microsoft.com/office/word/2010/wordprocessingDrawing" xmlns:wp="http://schemas.openxmlformats.org/drawingml/2006/wordprocessingDrawing" xmlns:w10="urn:schemas-microsoft-com:office:word" xmlns:w="http://schemas.openxmlformats.org/wordprocessingml/2006/main" xmlns:w14="http://schemas.microsoft.com/office/word/2010/wordml" xmlns:wpg="http://schemas.microsoft.com/office/word/2010/wordprocessingGroup" xmlns:wpi="http://schemas.microsoft.com/office/word/2010/wordprocessingInk" xmlns:wne="http://schemas.microsoft.com/office/word/2006/wordml" xmlns:wps="http://schemas.microsoft.com/office/word/2010/wordprocessingShape" mc:Ignorable="w14 wp14">
   <w:body>
     <w:p>
-      <w:pPr>
-        <w:spacing w:after="20" w:before="120"/>
-      </w:pPr>
       <w:r>
-        <w:rPr>
-          <w:b/>
-          <w:sz w:val="22"/>
-        </w:rPr>
-        <w:t>Question: A client with a newly applied below-elbow cast reports severe pain and numbness in the fingers. Which assessment finding requires IMMEDIATE action?</w:t>
+        <w:t xml:space="preserve">Question: A primigravida at 39 weeks gestation is in active labor. The nurse notes late decelerations on the fetal monitor. What is the priority nursing action?</w:t>
       </w:r>
     </w:p>
     <w:p>
-      <w:pPr>
-        <w:spacing w:after="0" w:before="0"/>
-      </w:pPr>
       <w:r>
-        <w:rPr>
-          <w:b w:val="0"/>
-          <w:sz w:val="22"/>
-        </w:rPr>
-        <w:t>(a) Capillary refill of 4 seconds with dusky fingers</w:t>
+        <w:t xml:space="preserve">(a) Turn the client onto her left side</w:t>
       </w:r>
     </w:p>
     <w:p>
-      <w:pPr>
-        <w:spacing w:after="0" w:before="0"/>
-      </w:pPr>
       <w:r>
-        <w:rPr>
-          <w:b w:val="0"/>
-          <w:sz w:val="22"/>
-        </w:rPr>
-        <w:t>(b) Mild itching under the cast</w:t>
+        <w:t xml:space="preserve">(b) Increase the oxytocin infusion rate</w:t>
       </w:r>
     </w:p>
     <w:p>
-      <w:pPr>
-        <w:spacing w:after="0" w:before="0"/>
-      </w:pPr>
       <w:r>
-        <w:rPr>
-          <w:b w:val="0"/>
-          <w:sz w:val="22"/>
-        </w:rPr>
-        <w:t>(c) Slight swelling of the fingers</w:t>
+        <w:t xml:space="preserve">(c) Prepare for immediate cesarean section</w:t>
       </w:r>
     </w:p>
     <w:p>
-      <w:pPr>
-        <w:spacing w:after="0" w:before="0"/>
-      </w:pPr>
       <w:r>
-        <w:rPr>
-          <w:b w:val="0"/>
-          <w:sz w:val="22"/>
-        </w:rPr>
-        <w:t>(d) The cast is still damp</w:t>
+        <w:t xml:space="preserve">(d) Document the finding and continue monitoring</w:t>
       </w:r>
     </w:p>
     <w:p>
-      <w:pPr>
-        <w:spacing w:after="0" w:before="40"/>
-      </w:pPr>
       <w:r>
-        <w:rPr>
-          <w:b/>
-          <w:sz w:val="22"/>
-        </w:rPr>
-        <w:t>Answer: a</w:t>
+        <w:t xml:space="preserve">Answer: a</w:t>
       </w:r>
     </w:p>
     <w:p>
-      <w:pPr>
-        <w:spacing w:after="0" w:before="0"/>
-      </w:pPr>
       <w:r>
-        <w:rPr>
-          <w:b w:val="0"/>
-          <w:sz w:val="21"/>
-        </w:rPr>
-        <w:t>Solution: Prolonged capillary refill with duskiness indicates circulatory compromise/compartment syndrome; the cast must be loosened and the provider notified immediately.</w:t>
+        <w:t xml:space="preserve">Solution: Late decelerations indicate uteroplacental insufficiency. The nurse first positions the client on her left side to improve placental blood flow, then administers oxygen and notifies the provider.</w:t>
       </w:r>
     </w:p>
     <w:p>
-      <w:pPr>
-        <w:spacing w:after="0" w:before="0"/>
-      </w:pPr>
       <w:r>
-        <w:rPr>
-          <w:b w:val="0"/>
-          <w:sz w:val="20"/>
-        </w:rPr>
-        <w:t>Positive Marks: 1</w:t>
+        <w:t xml:space="preserve">Positive Marks: 1</w:t>
       </w:r>
     </w:p>
     <w:p>
-      <w:pPr>
-        <w:spacing w:after="160" w:before="0"/>
-      </w:pPr>
       <w:r>
-        <w:rPr>
-          <w:b w:val="0"/>
-          <w:sz w:val="20"/>
-        </w:rPr>
-        <w:t>Negative Marks: 0.25</w:t>
+        <w:t xml:space="preserve">Negative Marks: 0.25</w:t>
       </w:r>
     </w:p>
     <w:p>
-      <w:pPr>
-        <w:spacing w:after="20" w:before="120"/>
-      </w:pPr>
       <w:r>
-        <w:rPr>
-          <w:b/>
-          <w:sz w:val="22"/>
-        </w:rPr>
-        <w:t>Question: Other name of cidex?</w:t>
+        <w:t xml:space="preserve"/>
       </w:r>
     </w:p>
     <w:p>
-      <w:pPr>
-        <w:spacing w:after="0" w:before="0"/>
-      </w:pPr>
       <w:r>
-        <w:rPr>
-          <w:b w:val="0"/>
-          <w:sz w:val="22"/>
-        </w:rPr>
-        <w:t>(a) Formaldehyde</w:t>
+        <w:t xml:space="preserve">Question: The nurse is assessing a newborn immediately after birth. Which finding is considered normal?</w:t>
       </w:r>
     </w:p>
     <w:p>
-      <w:pPr>
-        <w:spacing w:after="0" w:before="0"/>
-      </w:pPr>
       <w:r>
-        <w:rPr>
-          <w:b w:val="0"/>
-          <w:sz w:val="22"/>
-        </w:rPr>
-        <w:t>(b) Glutaraldehyde</w:t>
+        <w:t xml:space="preserve">(a) Heart rate of 80 beats per minute</w:t>
       </w:r>
     </w:p>
     <w:p>
-      <w:pPr>
-        <w:spacing w:after="0" w:before="0"/>
-      </w:pPr>
       <w:r>
-        <w:rPr>
-          <w:b w:val="0"/>
-          <w:sz w:val="22"/>
-        </w:rPr>
-        <w:t>(c) Amonium chloride</w:t>
+        <w:t xml:space="preserve">(b) Acrocyanosis of the hands and feet</w:t>
       </w:r>
     </w:p>
     <w:p>
-      <w:pPr>
-        <w:spacing w:after="0" w:before="0"/>
-      </w:pPr>
       <w:r>
-        <w:rPr>
-          <w:b w:val="0"/>
-          <w:sz w:val="22"/>
-        </w:rPr>
-        <w:t>(d) Isopropyl chloride</w:t>
+        <w:t xml:space="preserve">(c) Respiratory rate of 65 breaths per minute with retractions</w:t>
       </w:r>
     </w:p>
     <w:p>
-      <w:pPr>
-        <w:spacing w:after="0" w:before="40"/>
-      </w:pPr>
       <w:r>
-        <w:rPr>
-          <w:b/>
-          <w:sz w:val="22"/>
-        </w:rPr>
-        <w:t>Answer: b</w:t>
+        <w:t xml:space="preserve">(d) Axillary temperature of 35°C (95°F)</w:t>
       </w:r>
     </w:p>
     <w:p>
-      <w:pPr>
-        <w:spacing w:after="0" w:before="0"/>
-      </w:pPr>
       <w:r>
-        <w:rPr>
-          <w:b w:val="0"/>
-          <w:sz w:val="21"/>
-        </w:rPr>
-        <w:t>Solution: Cidex is the proprietary name of glutaraldehyde, a high-level disinfectant/cold sterilant.</w:t>
+        <w:t xml:space="preserve">Answer: b</w:t>
       </w:r>
     </w:p>
     <w:p>
-      <w:pPr>
-        <w:spacing w:after="0" w:before="0"/>
-      </w:pPr>
       <w:r>
-        <w:rPr>
-          <w:b w:val="0"/>
-          <w:sz w:val="20"/>
-        </w:rPr>
-        <w:t>Positive Marks: 1</w:t>
+        <w:t xml:space="preserve">Solution: Acrocyanosis (bluish hands and feet) is normal in the first hours after birth due to immature peripheral circulation. Normal newborn HR is 110–160, respirations 30–60 without retractions, and temperature should be maintained above 36.5°C.</w:t>
       </w:r>
     </w:p>
     <w:p>
-      <w:pPr>
-        <w:spacing w:after="160" w:before="0"/>
-      </w:pPr>
       <w:r>
-        <w:rPr>
-          <w:b w:val="0"/>
-          <w:sz w:val="20"/>
-        </w:rPr>
-        <w:t>Negative Marks: 0.25</w:t>
+        <w:t xml:space="preserve">Positive Marks: 1</w:t>
       </w:r>
     </w:p>
     <w:p>
-      <w:pPr>
-        <w:spacing w:after="20" w:before="120"/>
-      </w:pPr>
       <w:r>
-        <w:rPr>
-          <w:b/>
-          <w:sz w:val="22"/>
-        </w:rPr>
-        <w:t>Question: Which vitamin is synthesized in the skin on exposure to sunlight?</w:t>
+        <w:t xml:space="preserve">Negative Marks: 0.25</w:t>
       </w:r>
     </w:p>
     <w:p>
-      <w:pPr>
-        <w:spacing w:after="0" w:before="0"/>
-      </w:pPr>
       <w:r>
-        <w:rPr>
-          <w:b w:val="0"/>
-          <w:sz w:val="22"/>
-        </w:rPr>
-        <w:t>(a) Vitamin D</w:t>
+        <w:t xml:space="preserve"/>
       </w:r>
     </w:p>
     <w:p>
-      <w:pPr>
-        <w:spacing w:after="0" w:before="0"/>
-      </w:pPr>
       <w:r>
-        <w:rPr>
-          <w:b w:val="0"/>
-          <w:sz w:val="22"/>
-        </w:rPr>
-        <w:t>(b) Vitamin A</w:t>
+        <w:t xml:space="preserve">Question: A postpartum client is experiencing excessive vaginal bleeding. The nurse first assesses:</w:t>
       </w:r>
     </w:p>
     <w:p>
-      <w:pPr>
-        <w:spacing w:after="0" w:before="0"/>
-      </w:pPr>
       <w:r>
-        <w:rPr>
-          <w:b w:val="0"/>
-          <w:sz w:val="22"/>
-        </w:rPr>
-        <w:t>(c) Vitamin C</w:t>
+        <w:t xml:space="preserve">(a) The fundus for firmness and position</w:t>
       </w:r>
     </w:p>
     <w:p>
-      <w:pPr>
-        <w:spacing w:after="0" w:before="0"/>
-      </w:pPr>
       <w:r>
-        <w:rPr>
-          <w:b w:val="0"/>
-          <w:sz w:val="22"/>
-        </w:rPr>
-        <w:t>(d) Vitamin E</w:t>
+        <w:t xml:space="preserve">(b) The client's blood type</w:t>
       </w:r>
     </w:p>
     <w:p>
-      <w:pPr>
-        <w:spacing w:after="0" w:before="40"/>
-      </w:pPr>
       <w:r>
-        <w:rPr>
-          <w:b/>
-          <w:sz w:val="22"/>
-        </w:rPr>
-        <w:t>Answer: a</w:t>
+        <w:t xml:space="preserve">(c) The perineal pad count</w:t>
       </w:r>
     </w:p>
     <w:p>
-      <w:pPr>
-        <w:spacing w:after="0" w:before="0"/>
-      </w:pPr>
       <w:r>
-        <w:rPr>
-          <w:b w:val="0"/>
-          <w:sz w:val="21"/>
-        </w:rPr>
-        <w:t>Solution: Vitamin D (cholecalciferol) is synthesized in the skin from 7-dehydrocholesterol on exposure to ultraviolet B rays of sunlight.</w:t>
+        <w:t xml:space="preserve">(d) The client's dietary intake</w:t>
       </w:r>
     </w:p>
     <w:p>
-      <w:pPr>
-        <w:spacing w:after="0" w:before="0"/>
-      </w:pPr>
       <w:r>
-        <w:rPr>
-          <w:b w:val="0"/>
-          <w:sz w:val="20"/>
-        </w:rPr>
-        <w:t>Positive Marks: 1</w:t>
+        <w:t xml:space="preserve">Answer: a</w:t>
       </w:r>
     </w:p>
     <w:p>
-      <w:pPr>
-        <w:spacing w:after="160" w:before="0"/>
-      </w:pPr>
       <w:r>
-        <w:rPr>
-          <w:b w:val="0"/>
-          <w:sz w:val="20"/>
-        </w:rPr>
-        <w:t>Negative Marks: 0.25</w:t>
+        <w:t xml:space="preserve">Solution: Uterine atony is the most common cause of postpartum hemorrhage. The nurse first palpates the fundus — if boggy, massage it and express clots, then administer oxytocin as ordered.</w:t>
       </w:r>
     </w:p>
     <w:p>
-      <w:pPr>
-        <w:spacing w:after="20" w:before="120"/>
-      </w:pPr>
       <w:r>
-        <w:rPr>
-          <w:b/>
-          <w:sz w:val="22"/>
-        </w:rPr>
-        <w:t>Question: The nurse detects a prolapsed umbilical cord during vaginal examination in active labor. Which position should the nurse place the client in?</w:t>
+        <w:t xml:space="preserve">Positive Marks: 1</w:t>
       </w:r>
     </w:p>
     <w:p>
-      <w:pPr>
-        <w:spacing w:after="0" w:before="0"/>
-      </w:pPr>
       <w:r>
-        <w:rPr>
-          <w:b w:val="0"/>
-          <w:sz w:val="22"/>
-        </w:rPr>
-        <w:t>(a) Knee-chest (exaggerated Sims) position</w:t>
+        <w:t xml:space="preserve">Negative Marks: 0.25</w:t>
       </w:r>
     </w:p>
     <w:p>
-      <w:pPr>
-        <w:spacing w:after="0" w:before="0"/>
-      </w:pPr>
       <w:r>
-        <w:rPr>
-          <w:b w:val="0"/>
-          <w:sz w:val="22"/>
-        </w:rPr>
-        <w:t>(b) Supine position</w:t>
+        <w:t xml:space="preserve"/>
       </w:r>
     </w:p>
     <w:p>
-      <w:pPr>
-        <w:spacing w:after="0" w:before="0"/>
-      </w:pPr>
       <w:r>
-        <w:rPr>
-          <w:b w:val="0"/>
-          <w:sz w:val="22"/>
-        </w:rPr>
-        <w:t>(c) Left lateral position</w:t>
+        <w:t xml:space="preserve">Question: A client at 32 weeks gestation reports sudden painless vaginal bleeding. The nurse should suspect:</w:t>
       </w:r>
     </w:p>
     <w:p>
-      <w:pPr>
-        <w:spacing w:after="0" w:before="0"/>
-      </w:pPr>
       <w:r>
-        <w:rPr>
-          <w:b w:val="0"/>
-          <w:sz w:val="22"/>
-        </w:rPr>
-        <w:t>(d) High Fowler's position</w:t>
+        <w:t xml:space="preserve">(a) Placenta previa</w:t>
       </w:r>
     </w:p>
     <w:p>
-      <w:pPr>
-        <w:spacing w:after="0" w:before="40"/>
-      </w:pPr>
       <w:r>
-        <w:rPr>
-          <w:b/>
-          <w:sz w:val="22"/>
-        </w:rPr>
-        <w:t>Answer: a</w:t>
+        <w:t xml:space="preserve">(b) Abruptio placentae</w:t>
       </w:r>
     </w:p>
     <w:p>
-      <w:pPr>
-        <w:spacing w:after="0" w:before="0"/>
-      </w:pPr>
       <w:r>
-        <w:rPr>
-          <w:b w:val="0"/>
-          <w:sz w:val="21"/>
-        </w:rPr>
-        <w:t>Solution: Knee-chest (or exaggerated Sims) position uses gravity to relieve cord compression; the presenting part is kept off the cord while preparations for delivery proceed.</w:t>
+        <w:t xml:space="preserve">(c) Rupture of membranes</w:t>
       </w:r>
     </w:p>
     <w:p>
-      <w:pPr>
-        <w:spacing w:after="0" w:before="0"/>
-      </w:pPr>
       <w:r>
-        <w:rPr>
-          <w:b w:val="0"/>
-          <w:sz w:val="20"/>
-        </w:rPr>
-        <w:t>Positive Marks: 1</w:t>
+        <w:t xml:space="preserve">(d) Preterm labor</w:t>
       </w:r>
     </w:p>
     <w:p>
-      <w:pPr>
-        <w:spacing w:after="160" w:before="0"/>
-      </w:pPr>
       <w:r>
-        <w:rPr>
-          <w:b w:val="0"/>
-          <w:sz w:val="20"/>
-        </w:rPr>
-        <w:t>Negative Marks: 0.25</w:t>
+        <w:t xml:space="preserve">Answer: a</w:t>
       </w:r>
     </w:p>
     <w:p>
-      <w:pPr>
-        <w:spacing w:after="20" w:before="120"/>
-      </w:pPr>
       <w:r>
-        <w:rPr>
-          <w:b/>
-          <w:sz w:val="22"/>
-        </w:rPr>
-        <w:t>Question: widal, a serological test, is used to detect the presence of which of the following pathogenic microorganisms?</w:t>
+        <w:t xml:space="preserve">Solution: Painless bright red vaginal bleeding in the third trimester is the hallmark of placenta previa. Abruptio placentae causes painful bleeding with a rigid, board-like abdomen.</w:t>
       </w:r>
     </w:p>
     <w:p>
-      <w:pPr>
-        <w:spacing w:after="0" w:before="0"/>
-      </w:pPr>
       <w:r>
-        <w:rPr>
-          <w:b w:val="0"/>
-          <w:sz w:val="22"/>
-        </w:rPr>
-        <w:t>(a) Haemophilus influenzae</w:t>
+        <w:t xml:space="preserve">Positive Marks: 1</w:t>
       </w:r>
     </w:p>
     <w:p>
-      <w:pPr>
-        <w:spacing w:after="0" w:before="0"/>
-      </w:pPr>
       <w:r>
-        <w:rPr>
-          <w:b w:val="0"/>
-          <w:sz w:val="22"/>
-        </w:rPr>
-        <w:t>(b) Mycobacterium tuberculosis</w:t>
+        <w:t xml:space="preserve">Negative Marks: 0.25</w:t>
       </w:r>
     </w:p>
     <w:p>
-      <w:pPr>
-        <w:spacing w:after="0" w:before="0"/>
-      </w:pPr>
       <w:r>
-        <w:rPr>
-          <w:b w:val="0"/>
-          <w:sz w:val="22"/>
-        </w:rPr>
-        <w:t>(c) E coli</w:t>
+        <w:t xml:space="preserve"/>
       </w:r>
     </w:p>
     <w:p>
-      <w:pPr>
-        <w:spacing w:after="0" w:before="0"/>
-      </w:pPr>
       <w:r>
-        <w:rPr>
-          <w:b w:val="0"/>
-          <w:sz w:val="22"/>
-        </w:rPr>
-        <w:t>(d) Salmonella typhi</w:t>
+        <w:t xml:space="preserve">Question: The nurse is teaching a pregnant client about folic acid supplementation. The primary purpose is to:</w:t>
       </w:r>
     </w:p>
     <w:p>
-      <w:pPr>
-        <w:spacing w:after="0" w:before="40"/>
-      </w:pPr>
       <w:r>
-        <w:rPr>
-          <w:b/>
-          <w:sz w:val="22"/>
-        </w:rPr>
-        <w:t>Answer: d</w:t>
+        <w:t xml:space="preserve">(a) Prevent neural tube defects in the fetus</w:t>
       </w:r>
     </w:p>
     <w:p>
-      <w:pPr>
-        <w:spacing w:after="0" w:before="0"/>
-      </w:pPr>
       <w:r>
-        <w:rPr>
-          <w:b w:val="0"/>
-          <w:sz w:val="21"/>
-        </w:rPr>
-        <w:t>Solution: The Widal test detects agglutinating antibodies against Salmonella typhi in enteric (typhoid) fever.</w:t>
+        <w:t xml:space="preserve">(b) Increase maternal hemoglobin</w:t>
       </w:r>
     </w:p>
     <w:p>
-      <w:pPr>
-        <w:spacing w:after="0" w:before="0"/>
-      </w:pPr>
       <w:r>
-        <w:rPr>
-          <w:b w:val="0"/>
-          <w:sz w:val="20"/>
-        </w:rPr>
-        <w:t>Positive Marks: 1</w:t>
+        <w:t xml:space="preserve">(c) Prevent preeclampsia</w:t>
       </w:r>
     </w:p>
     <w:p>
-      <w:pPr>
-        <w:spacing w:after="160" w:before="0"/>
-      </w:pPr>
       <w:r>
-        <w:rPr>
-          <w:b w:val="0"/>
-          <w:sz w:val="20"/>
-        </w:rPr>
-        <w:t>Negative Marks: 0.25</w:t>
+        <w:t xml:space="preserve">(d) Promote fetal lung maturity</w:t>
       </w:r>
     </w:p>
     <w:p>
-      <w:pPr>
-        <w:spacing w:after="20" w:before="120"/>
-      </w:pPr>
       <w:r>
-        <w:rPr>
-          <w:b/>
-          <w:sz w:val="22"/>
-        </w:rPr>
-        <w:t>Question: Therapeutic use of paracetamol is;</w:t>
+        <w:t xml:space="preserve">Answer: a</w:t>
       </w:r>
     </w:p>
     <w:p>
-      <w:pPr>
-        <w:spacing w:after="0" w:before="0"/>
-      </w:pPr>
       <w:r>
-        <w:rPr>
-          <w:b w:val="0"/>
-          <w:sz w:val="22"/>
-        </w:rPr>
-        <w:t>(a) Prevent nausea and vomiting</w:t>
+        <w:t xml:space="preserve">Solution: Folic acid supplementation before and during early pregnancy prevents neural tube defects such as spina bifida and anencephaly. Iron prevents anemia; corticosteroids promote fetal lung maturity.</w:t>
       </w:r>
     </w:p>
     <w:p>
-      <w:pPr>
-        <w:spacing w:after="0" w:before="0"/>
-      </w:pPr>
       <w:r>
-        <w:rPr>
-          <w:b w:val="0"/>
-          <w:sz w:val="22"/>
-        </w:rPr>
-        <w:t>(b) Pain relief</w:t>
+        <w:t xml:space="preserve">Positive Marks: 1</w:t>
       </w:r>
     </w:p>
     <w:p>
-      <w:pPr>
-        <w:spacing w:after="0" w:before="0"/>
-      </w:pPr>
       <w:r>
-        <w:rPr>
-          <w:b w:val="0"/>
-          <w:sz w:val="22"/>
-        </w:rPr>
-        <w:t>(c) Motion sickness</w:t>
+        <w:t xml:space="preserve">Negative Marks: 0.25</w:t>
       </w:r>
     </w:p>
     <w:p>
-      <w:pPr>
-        <w:spacing w:after="0" w:before="0"/>
-      </w:pPr>
       <w:r>
-        <w:rPr>
-          <w:b w:val="0"/>
-          <w:sz w:val="22"/>
-        </w:rPr>
-        <w:t>(d) All of the above</w:t>
+        <w:t xml:space="preserve"/>
       </w:r>
     </w:p>
     <w:p>
-      <w:pPr>
-        <w:spacing w:after="0" w:before="40"/>
-      </w:pPr>
       <w:r>
-        <w:rPr>
-          <w:b/>
-          <w:sz w:val="22"/>
-        </w:rPr>
-        <w:t>Answer: b</w:t>
+        <w:t xml:space="preserve">Question: A child with croup is brought to the emergency department with a barking cough and inspiratory stridor at rest. The priority nursing intervention is:</w:t>
       </w:r>
     </w:p>
     <w:p>
-      <w:pPr>
-        <w:spacing w:after="0" w:before="0"/>
-      </w:pPr>
       <w:r>
-        <w:rPr>
-          <w:b w:val="0"/>
-          <w:sz w:val="21"/>
-        </w:rPr>
-        <w:t>Solution: Paracetamol (also known as acetaminophen) is a medication commonly used for pain relief. It works by blocking the production of certain chemicals in the ( ) body that cause pain and inflammation. It is often used to treat mild to moderate pain, such as headaches, menstrual cramps, toothaches, and arthritis. It is also used to reduce fever. Paracetamol is generally considered safe when used as directed, but overdosing can cause serious liver damage.</w:t>
+        <w:t xml:space="preserve">(a) Administer nebulized racemic epinephrine</w:t>
       </w:r>
     </w:p>
     <w:p>
-      <w:pPr>
-        <w:spacing w:after="0" w:before="0"/>
-      </w:pPr>
       <w:r>
-        <w:rPr>
-          <w:b w:val="0"/>
-          <w:sz w:val="20"/>
-        </w:rPr>
-        <w:t>Positive Marks: 1</w:t>
+        <w:t xml:space="preserve">(b) Encourage the child to drink cold fluids</w:t>
       </w:r>
     </w:p>
     <w:p>
-      <w:pPr>
-        <w:spacing w:after="160" w:before="0"/>
-      </w:pPr>
       <w:r>
-        <w:rPr>
-          <w:b w:val="0"/>
-          <w:sz w:val="20"/>
-        </w:rPr>
-        <w:t>Negative Marks: 0.25</w:t>
+        <w:t xml:space="preserve">(c) Place the child in a supine position</w:t>
       </w:r>
     </w:p>
     <w:p>
-      <w:pPr>
-        <w:spacing w:after="20" w:before="120"/>
-      </w:pPr>
       <w:r>
-        <w:rPr>
-          <w:b/>
-          <w:sz w:val="22"/>
-        </w:rPr>
-        <w:t>Question: The causative bacterial pathogen of Lyme disease transmitted by Ixodes ticks is</w:t>
+        <w:t xml:space="preserve">(d) Prepare for an emergency tracheostomy</w:t>
       </w:r>
     </w:p>
     <w:p>
-      <w:pPr>
-        <w:spacing w:after="0" w:before="0"/>
-      </w:pPr>
       <w:r>
-        <w:rPr>
-          <w:b w:val="0"/>
-          <w:sz w:val="22"/>
-        </w:rPr>
-        <w:t>(a) Alphavirus</w:t>
+        <w:t xml:space="preserve">Answer: a</w:t>
       </w:r>
     </w:p>
     <w:p>
-      <w:pPr>
-        <w:spacing w:after="0" w:before="0"/>
-      </w:pPr>
       <w:r>
-        <w:rPr>
-          <w:b w:val="0"/>
-          <w:sz w:val="22"/>
-        </w:rPr>
-        <w:t>(b) Trypanosoma brucei</w:t>
+        <w:t xml:space="preserve">Solution: Inspiratory stridor at rest indicates significant upper airway obstruction in croup. Nebulized racemic epinephrine reduces laryngeal edema and is the priority intervention; corticosteroids are also given.</w:t>
       </w:r>
     </w:p>
     <w:p>
-      <w:pPr>
-        <w:spacing w:after="0" w:before="0"/>
-      </w:pPr>
       <w:r>
-        <w:rPr>
-          <w:b w:val="0"/>
-          <w:sz w:val="22"/>
-        </w:rPr>
-        <w:t>(c) Rickettsia prowazekii</w:t>
+        <w:t xml:space="preserve">Positive Marks: 1</w:t>
       </w:r>
     </w:p>
     <w:p>
-      <w:pPr>
-        <w:spacing w:after="0" w:before="0"/>
-      </w:pPr>
       <w:r>
-        <w:rPr>
-          <w:b w:val="0"/>
-          <w:sz w:val="22"/>
-        </w:rPr>
-        <w:t>(d) Borrelia burgdorferi</w:t>
+        <w:t xml:space="preserve">Negative Marks: 0.25</w:t>
       </w:r>
     </w:p>
     <w:p>
-      <w:pPr>
-        <w:spacing w:after="0" w:before="40"/>
-      </w:pPr>
       <w:r>
-        <w:rPr>
-          <w:b/>
-          <w:sz w:val="22"/>
-        </w:rPr>
-        <w:t>Answer: d</w:t>
+        <w:t xml:space="preserve"/>
       </w:r>
     </w:p>
     <w:p>
-      <w:pPr>
-        <w:spacing w:after="0" w:before="0"/>
-      </w:pPr>
       <w:r>
-        <w:rPr>
-          <w:b w:val="0"/>
-          <w:sz w:val="21"/>
-        </w:rPr>
-        <w:t>Solution: Lyme disease is a spirochetal infection caused by Borrelia burgdorferi transmitted by Ixodes tick bites.</w:t>
+        <w:t xml:space="preserve">Question: The nurse is caring for a 4-year-old child with suspected intussusception. Which manifestation is most characteristic?</w:t>
       </w:r>
     </w:p>
     <w:p>
-      <w:pPr>
-        <w:spacing w:after="0" w:before="0"/>
-      </w:pPr>
       <w:r>
-        <w:rPr>
-          <w:b w:val="0"/>
-          <w:sz w:val="20"/>
-        </w:rPr>
-        <w:t>Positive Marks: 1</w:t>
+        <w:t xml:space="preserve">(a) Currant-jelly stools</w:t>
       </w:r>
     </w:p>
     <w:p>
-      <w:pPr>
-        <w:spacing w:after="160" w:before="0"/>
-      </w:pPr>
       <w:r>
-        <w:rPr>
-          <w:b w:val="0"/>
-          <w:sz w:val="20"/>
-        </w:rPr>
-        <w:t>Negative Marks: 0.25</w:t>
+        <w:t xml:space="preserve">(b) Watery diarrhea</w:t>
       </w:r>
     </w:p>
     <w:p>
-      <w:pPr>
-        <w:spacing w:after="20" w:before="120"/>
-      </w:pPr>
       <w:r>
-        <w:rPr>
-          <w:b/>
-          <w:sz w:val="22"/>
-        </w:rPr>
-        <w:t>Question: A patient is having hyperventilation and CO2 level is below normal range. Priority nursing management in this patient is?</w:t>
+        <w:t xml:space="preserve">(c) Projectile vomiting</w:t>
       </w:r>
     </w:p>
     <w:p>
-      <w:pPr>
-        <w:spacing w:after="0" w:before="0"/>
-      </w:pPr>
       <w:r>
-        <w:rPr>
-          <w:b w:val="0"/>
-          <w:sz w:val="22"/>
-        </w:rPr>
-        <w:t>(a) Give O2 directly</w:t>
+        <w:t xml:space="preserve">(d) Steatorrhea</w:t>
       </w:r>
     </w:p>
     <w:p>
-      <w:pPr>
-        <w:spacing w:after="0" w:before="0"/>
-      </w:pPr>
       <w:r>
-        <w:rPr>
-          <w:b w:val="0"/>
-          <w:sz w:val="22"/>
-        </w:rPr>
-        <w:t>(b) Inform the doctor</w:t>
+        <w:t xml:space="preserve">Answer: a</w:t>
       </w:r>
     </w:p>
     <w:p>
-      <w:pPr>
-        <w:spacing w:after="0" w:before="0"/>
-      </w:pPr>
       <w:r>
-        <w:rPr>
-          <w:b w:val="0"/>
-          <w:sz w:val="22"/>
-        </w:rPr>
-        <w:t>(c) Give sedative</w:t>
+        <w:t xml:space="preserve">Solution: Intussusception classically presents with colicky abdominal pain and currant-jelly stools (blood and mucus mixed). It most often occurs between 3 months and 6 years of age.</w:t>
       </w:r>
     </w:p>
     <w:p>
-      <w:pPr>
-        <w:spacing w:after="0" w:before="0"/>
-      </w:pPr>
       <w:r>
-        <w:rPr>
-          <w:b w:val="0"/>
-          <w:sz w:val="22"/>
-        </w:rPr>
-        <w:t>(d) Paper bag breath</w:t>
+        <w:t xml:space="preserve">Positive Marks: 1</w:t>
       </w:r>
     </w:p>
     <w:p>
-      <w:pPr>
-        <w:spacing w:after="0" w:before="40"/>
-      </w:pPr>
       <w:r>
-        <w:rPr>
-          <w:b/>
-          <w:sz w:val="22"/>
-        </w:rPr>
-        <w:t>Answer: d</w:t>
+        <w:t xml:space="preserve">Negative Marks: 0.25</w:t>
       </w:r>
     </w:p>
     <w:p>
-      <w:pPr>
-        <w:spacing w:after="0" w:before="0"/>
-      </w:pPr>
       <w:r>
-        <w:rPr>
-          <w:b w:val="0"/>
-          <w:sz w:val="21"/>
-        </w:rPr>
-        <w:t>Solution: In hyperventilation with low CO2, priority management is rebreathing into a paper bag to raise CO2 levels.</w:t>
+        <w:t xml:space="preserve"/>
       </w:r>
     </w:p>
     <w:p>
-      <w:pPr>
-        <w:spacing w:after="0" w:before="0"/>
-      </w:pPr>
       <w:r>
-        <w:rPr>
-          <w:b w:val="0"/>
-          <w:sz w:val="20"/>
-        </w:rPr>
-        <w:t>Positive Marks: 1</w:t>
+        <w:t xml:space="preserve">Question: An infant with diarrhea is being assessed for dehydration. Which finding indicates severe dehydration?</w:t>
       </w:r>
     </w:p>
     <w:p>
-      <w:pPr>
-        <w:spacing w:after="160" w:before="0"/>
-      </w:pPr>
       <w:r>
-        <w:rPr>
-          <w:b w:val="0"/>
-          <w:sz w:val="20"/>
-        </w:rPr>
-        <w:t>Negative Marks: 0.25</w:t>
+        <w:t xml:space="preserve">(a) Sunken anterior fontanel</w:t>
       </w:r>
     </w:p>
     <w:p>
-      <w:pPr>
-        <w:spacing w:after="20" w:before="120"/>
-      </w:pPr>
       <w:r>
-        <w:rPr>
-          <w:b/>
-          <w:sz w:val="22"/>
-        </w:rPr>
-        <w:t>Question: A client at 38 weeks gestation has BP 160/110 mm Hg with 3+ proteinuria. Which nursing action should be implemented FIRST?</w:t>
+        <w:t xml:space="preserve">(b) Moist mucous membranes</w:t>
       </w:r>
     </w:p>
     <w:p>
-      <w:pPr>
-        <w:spacing w:after="0" w:before="0"/>
-      </w:pPr>
       <w:r>
-        <w:rPr>
-          <w:b w:val="0"/>
-          <w:sz w:val="22"/>
-        </w:rPr>
-        <w:t>(a) Place the client on her left side in bed</w:t>
+        <w:t xml:space="preserve">(c) Normal skin turgor</w:t>
       </w:r>
     </w:p>
     <w:p>
-      <w:pPr>
-        <w:spacing w:after="0" w:before="0"/>
-      </w:pPr>
       <w:r>
-        <w:rPr>
-          <w:b w:val="0"/>
-          <w:sz w:val="22"/>
-        </w:rPr>
-        <w:t>(b) Administer an oral antihypertensive</w:t>
+        <w:t xml:space="preserve">(d) Tearful cry</w:t>
       </w:r>
     </w:p>
     <w:p>
-      <w:pPr>
-        <w:spacing w:after="0" w:before="0"/>
-      </w:pPr>
       <w:r>
-        <w:rPr>
-          <w:b w:val="0"/>
-          <w:sz w:val="22"/>
-        </w:rPr>
-        <w:t>(c) Prepare the client for cesarean delivery</w:t>
+        <w:t xml:space="preserve">Answer: a</w:t>
       </w:r>
     </w:p>
     <w:p>
-      <w:pPr>
-        <w:spacing w:after="0" w:before="0"/>
-      </w:pPr>
       <w:r>
-        <w:rPr>
-          <w:b w:val="0"/>
-          <w:sz w:val="22"/>
-        </w:rPr>
-        <w:t>(d) Apply the electronic fetal monitor</w:t>
+        <w:t xml:space="preserve">Solution: A sunken anterior fontanel is a sign of significant dehydration in infants. Other signs include decreased skin turgor, dry mucous membranes, decreased urine output, and a sunken fontanel.</w:t>
       </w:r>
     </w:p>
     <w:p>
-      <w:pPr>
-        <w:spacing w:after="0" w:before="40"/>
-      </w:pPr>
       <w:r>
-        <w:rPr>
-          <w:b/>
-          <w:sz w:val="22"/>
-        </w:rPr>
-        <w:t>Answer: a</w:t>
+        <w:t xml:space="preserve">Positive Marks: 1</w:t>
       </w:r>
     </w:p>
     <w:p>
-      <w:pPr>
-        <w:spacing w:after="0" w:before="0"/>
-      </w:pPr>
       <w:r>
-        <w:rPr>
-          <w:b w:val="0"/>
-          <w:sz w:val="21"/>
-        </w:rPr>
-        <w:t>Solution: In severe preeclampsia the first action is left-lateral positioning to improve placental and renal perfusion, followed by magnesium sulfate, BP control and fetal monitoring.</w:t>
+        <w:t xml:space="preserve">Negative Marks: 0.25</w:t>
       </w:r>
     </w:p>
     <w:p>
-      <w:pPr>
-        <w:spacing w:after="0" w:before="0"/>
-      </w:pPr>
       <w:r>
-        <w:rPr>
-          <w:b w:val="0"/>
-          <w:sz w:val="20"/>
-        </w:rPr>
-        <w:t>Positive Marks: 1</w:t>
+        <w:t xml:space="preserve"/>
       </w:r>
     </w:p>
     <w:p>
-      <w:pPr>
-        <w:spacing w:after="160" w:before="0"/>
-      </w:pPr>
       <w:r>
-        <w:rPr>
-          <w:b w:val="0"/>
-          <w:sz w:val="20"/>
-        </w:rPr>
-        <w:t>Negative Marks: 0.25</w:t>
+        <w:t xml:space="preserve">Question: A client who is 28 weeks pregnant complains of heartburn. Which instruction should the nurse include?</w:t>
       </w:r>
     </w:p>
     <w:p>
-      <w:pPr>
-        <w:spacing w:after="20" w:before="120"/>
-      </w:pPr>
       <w:r>
-        <w:rPr>
-          <w:b/>
-          <w:sz w:val="22"/>
-        </w:rPr>
-        <w:t>Question: Where is the global headquarters of the World Health Organization (WHO) situated?</w:t>
+        <w:t xml:space="preserve">(a) Lie flat immediately after meals</w:t>
       </w:r>
     </w:p>
     <w:p>
-      <w:pPr>
-        <w:spacing w:after="0" w:before="0"/>
-      </w:pPr>
       <w:r>
-        <w:rPr>
-          <w:b w:val="0"/>
-          <w:sz w:val="22"/>
-        </w:rPr>
-        <w:t>(a) Rome, Italy</w:t>
+        <w:t xml:space="preserve">(b) Eat small, frequent meals and avoid spicy foods</w:t>
       </w:r>
     </w:p>
     <w:p>
-      <w:pPr>
-        <w:spacing w:after="0" w:before="0"/>
-      </w:pPr>
       <w:r>
-        <w:rPr>
-          <w:b w:val="0"/>
-          <w:sz w:val="22"/>
-        </w:rPr>
-        <w:t>(b) Paris, France</w:t>
+        <w:t xml:space="preserve">(c) Drink large amounts of fluid with meals</w:t>
       </w:r>
     </w:p>
     <w:p>
-      <w:pPr>
-        <w:spacing w:after="0" w:before="0"/>
-      </w:pPr>
       <w:r>
-        <w:rPr>
-          <w:b w:val="0"/>
-          <w:sz w:val="22"/>
-        </w:rPr>
-        <w:t>(c) Geneva, Switzerland</w:t>
+        <w:t xml:space="preserve">(d) Skip breakfast to reduce symptoms</w:t>
       </w:r>
     </w:p>
     <w:p>
-      <w:pPr>
-        <w:spacing w:after="0" w:before="0"/>
-      </w:pPr>
       <w:r>
-        <w:rPr>
-          <w:b w:val="0"/>
-          <w:sz w:val="22"/>
-        </w:rPr>
-        <w:t>(d) Washington D.C., USA</w:t>
+        <w:t xml:space="preserve">Answer: b</w:t>
       </w:r>
     </w:p>
     <w:p>
-      <w:pPr>
-        <w:spacing w:after="0" w:before="40"/>
-      </w:pPr>
       <w:r>
-        <w:rPr>
-          <w:b/>
-          <w:sz w:val="22"/>
-        </w:rPr>
-        <w:t>Answer: c</w:t>
+        <w:t xml:space="preserve">Solution: Heartburn in pregnancy results from progesterone-induced relaxation of the lower esophageal sphincter and pressure from the gravid uterus. Small frequent meals, avoiding spicy/fatty foods, and remaining upright after meals reduce symptoms.</w:t>
       </w:r>
     </w:p>
     <w:p>
-      <w:pPr>
-        <w:spacing w:after="0" w:before="0"/>
-      </w:pPr>
       <w:r>
-        <w:rPr>
-          <w:b w:val="0"/>
-          <w:sz w:val="21"/>
-        </w:rPr>
-        <w:t>Solution: The World Health Organization (WHO) was founded in 1948 and its global headquarters is located in Geneva, Switzerland.</w:t>
+        <w:t xml:space="preserve">Positive Marks: 1</w:t>
       </w:r>
     </w:p>
     <w:p>
-      <w:pPr>
-        <w:spacing w:after="0" w:before="0"/>
-      </w:pPr>
       <w:r>
-        <w:rPr>
-          <w:b w:val="0"/>
-          <w:sz w:val="20"/>
-        </w:rPr>
-        <w:t>Positive Marks: 1</w:t>
+        <w:t xml:space="preserve">Negative Marks: 0.25</w:t>
       </w:r>
     </w:p>
     <w:p>
-      <w:pPr>
-        <w:spacing w:after="160" w:before="0"/>
-      </w:pPr>
       <w:r>
-        <w:rPr>
-          <w:b w:val="0"/>
-          <w:sz w:val="20"/>
-        </w:rPr>
-        <w:t>Negative Marks: 0.25</w:t>
+        <w:t xml:space="preserve"/>
       </w:r>
     </w:p>
     <w:p>
-      <w:pPr>
-        <w:spacing w:after="20" w:before="120"/>
-      </w:pPr>
       <w:r>
-        <w:rPr>
-          <w:b/>
-          <w:sz w:val="22"/>
-        </w:rPr>
-        <w:t>Question: A client receives oxygen at 4 L/min by nasal cannula. What approximate fraction of inspired oxygen (FiO2) is delivered?</w:t>
+        <w:t xml:space="preserve">Question: A newborn is exhibiting jitteriness, poor feeding, and a high-pitched cry. The mother has gestational diabetes. The nurse should suspect:</w:t>
       </w:r>
     </w:p>
     <w:p>
-      <w:pPr>
-        <w:spacing w:after="0" w:before="0"/>
-      </w:pPr>
       <w:r>
-        <w:rPr>
-          <w:b w:val="0"/>
-          <w:sz w:val="22"/>
-        </w:rPr>
-        <w:t>(a) 50%</w:t>
+        <w:t xml:space="preserve">(a) Hypoglycemia</w:t>
       </w:r>
     </w:p>
     <w:p>
-      <w:pPr>
-        <w:spacing w:after="0" w:before="0"/>
-      </w:pPr>
       <w:r>
-        <w:rPr>
-          <w:b w:val="0"/>
-          <w:sz w:val="22"/>
-        </w:rPr>
-        <w:t>(b) 24%</w:t>
+        <w:t xml:space="preserve">(b) Hyperbilirubinemia</w:t>
       </w:r>
     </w:p>
     <w:p>
-      <w:pPr>
-        <w:spacing w:after="0" w:before="0"/>
-      </w:pPr>
       <w:r>
-        <w:rPr>
-          <w:b w:val="0"/>
-          <w:sz w:val="22"/>
-        </w:rPr>
-        <w:t>(c) 36%</w:t>
+        <w:t xml:space="preserve">(c) Respiratory distress syndrome</w:t>
       </w:r>
     </w:p>
     <w:p>
-      <w:pPr>
-        <w:spacing w:after="0" w:before="0"/>
-      </w:pPr>
       <w:r>
-        <w:rPr>
-          <w:b w:val="0"/>
-          <w:sz w:val="22"/>
-        </w:rPr>
-        <w:t>(d) 44%</w:t>
+        <w:t xml:space="preserve">(d) Sepsis</w:t>
       </w:r>
     </w:p>
     <w:p>
-      <w:pPr>
-        <w:spacing w:after="0" w:before="40"/>
-      </w:pPr>
       <w:r>
-        <w:rPr>
-          <w:b/>
-          <w:sz w:val="22"/>
-        </w:rPr>
-        <w:t>Answer: c</w:t>
+        <w:t xml:space="preserve">Answer: a</w:t>
       </w:r>
     </w:p>
     <w:p>
-      <w:pPr>
-        <w:spacing w:after="0" w:before="0"/>
-      </w:pPr>
       <w:r>
-        <w:rPr>
-          <w:b w:val="0"/>
-          <w:sz w:val="21"/>
-        </w:rPr>
-        <w:t>Solution: With a nasal cannula each liter per minute adds about 4% to room air (21%): 21 + (4 × 4) = 37% (approximately 36%).</w:t>
+        <w:t xml:space="preserve">Solution: Infants of diabetic mothers are at high risk for hypoglycemia after birth, presenting with jitteriness, poor feeding, hypotonia, and a high-pitched cry. Blood glucose should be checked promptly.</w:t>
       </w:r>
     </w:p>
     <w:p>
-      <w:pPr>
-        <w:spacing w:after="0" w:before="0"/>
-      </w:pPr>
       <w:r>
-        <w:rPr>
-          <w:b w:val="0"/>
-          <w:sz w:val="20"/>
-        </w:rPr>
-        <w:t>Positive Marks: 1</w:t>
+        <w:t xml:space="preserve">Positive Marks: 1</w:t>
       </w:r>
     </w:p>
     <w:p>
-      <w:pPr>
-        <w:spacing w:after="160" w:before="0"/>
-      </w:pPr>
       <w:r>
-        <w:rPr>
-          <w:b w:val="0"/>
-          <w:sz w:val="20"/>
-        </w:rPr>
-        <w:t>Negative Marks: 0.25</w:t>
+        <w:t xml:space="preserve">Negative Marks: 0.25</w:t>
       </w:r>
     </w:p>
     <w:p>
-      <w:pPr>
-        <w:spacing w:after="20" w:before="120"/>
-      </w:pPr>
       <w:r>
-        <w:rPr>
-          <w:b/>
-          <w:sz w:val="22"/>
-        </w:rPr>
-        <w:t>Question: The person states that he is sent by a higher deity [God] he will help us all and guide to the way to god</w:t>
+        <w:t xml:space="preserve">Question: The nurse is caring for a client with major depressive disorder who is taking fluoxetine. Which statement by the client indicates a need for immediate intervention?</w:t>
       </w:r>
     </w:p>
     <w:p>
-      <w:pPr>
-        <w:spacing w:after="0" w:before="0"/>
-      </w:pPr>
       <w:r>
-        <w:rPr>
-          <w:b w:val="0"/>
-          <w:sz w:val="22"/>
-        </w:rPr>
-        <w:t>(a) Delusion of grandiosity</w:t>
+        <w:t xml:space="preserve">(a) "I feel like ending it all, but I have a plan."</w:t>
       </w:r>
     </w:p>
     <w:p>
-      <w:pPr>
-        <w:spacing w:after="0" w:before="0"/>
-      </w:pPr>
       <w:r>
-        <w:rPr>
-          <w:b w:val="0"/>
-          <w:sz w:val="22"/>
-        </w:rPr>
-        <w:t>(b) Delusion of reference</w:t>
+        <w:t xml:space="preserve">(b) "My appetite has improved."</w:t>
       </w:r>
     </w:p>
     <w:p>
-      <w:pPr>
-        <w:spacing w:after="0" w:before="0"/>
-      </w:pPr>
       <w:r>
-        <w:rPr>
-          <w:b w:val="0"/>
-          <w:sz w:val="22"/>
-        </w:rPr>
-        <w:t>(c) Delusion of infidelity</w:t>
+        <w:t xml:space="preserve">(c) "I am sleeping a little better."</w:t>
       </w:r>
     </w:p>
     <w:p>
-      <w:pPr>
-        <w:spacing w:after="0" w:before="0"/>
-      </w:pPr>
       <w:r>
-        <w:rPr>
-          <w:b w:val="0"/>
-          <w:sz w:val="22"/>
-        </w:rPr>
-        <w:t>(d) Delusion of persecution</w:t>
+        <w:t xml:space="preserve">(d) "I am starting to feel hopeful."</w:t>
       </w:r>
     </w:p>
     <w:p>
-      <w:pPr>
-        <w:spacing w:after="0" w:before="40"/>
-      </w:pPr>
       <w:r>
-        <w:rPr>
-          <w:b/>
-          <w:sz w:val="22"/>
-        </w:rPr>
-        <w:t>Answer: a</w:t>
+        <w:t xml:space="preserve">Answer: a</w:t>
       </w:r>
     </w:p>
     <w:p>
-      <w:pPr>
-        <w:spacing w:after="0" w:before="0"/>
-      </w:pPr>
       <w:r>
-        <w:rPr>
-          <w:b w:val="0"/>
-          <w:sz w:val="21"/>
-        </w:rPr>
-        <w:t>Solution: The belief that one is sent by a higher deity on a special mission is a delusion of grandiosity.</w:t>
+        <w:t xml:space="preserve">Solution: Suicidal ideation with a specific plan is a psychiatric emergency requiring immediate safety precautions and one-to-one observation. The other statements reflect improvement.</w:t>
       </w:r>
     </w:p>
     <w:p>
-      <w:pPr>
-        <w:spacing w:after="0" w:before="0"/>
-      </w:pPr>
       <w:r>
-        <w:rPr>
-          <w:b w:val="0"/>
-          <w:sz w:val="20"/>
-        </w:rPr>
-        <w:t>Positive Marks: 1</w:t>
+        <w:t xml:space="preserve">Positive Marks: 1</w:t>
       </w:r>
     </w:p>
     <w:p>
-      <w:pPr>
-        <w:spacing w:after="160" w:before="0"/>
-      </w:pPr>
       <w:r>
-        <w:rPr>
-          <w:b w:val="0"/>
-          <w:sz w:val="20"/>
-        </w:rPr>
-        <w:t>Negative Marks: 0.25</w:t>
+        <w:t xml:space="preserve">Negative Marks: 0.25</w:t>
       </w:r>
     </w:p>
     <w:p>
-      <w:pPr>
-        <w:spacing w:after="20" w:before="120"/>
-      </w:pPr>
       <w:r>
-        <w:rPr>
-          <w:b/>
-          <w:sz w:val="22"/>
-        </w:rPr>
-        <w:t>Question: In the acronym 'ASHA' (community health worker program in India), what does 'A' stand for?</w:t>
+        <w:t xml:space="preserve"/>
       </w:r>
     </w:p>
     <w:p>
-      <w:pPr>
-        <w:spacing w:after="0" w:before="0"/>
-      </w:pPr>
       <w:r>
-        <w:rPr>
-          <w:b w:val="0"/>
-          <w:sz w:val="22"/>
-        </w:rPr>
-        <w:t>(a) Actor</w:t>
+        <w:t xml:space="preserve">Question: A client with schizophrenia tells the nurse, "The FBI is planting cameras in my room." This is an example of:</w:t>
       </w:r>
     </w:p>
     <w:p>
-      <w:pPr>
-        <w:spacing w:after="0" w:before="0"/>
-      </w:pPr>
       <w:r>
-        <w:rPr>
-          <w:b w:val="0"/>
-          <w:sz w:val="22"/>
-        </w:rPr>
-        <w:t>(b) Automated</w:t>
+        <w:t xml:space="preserve">(a) A delusion of persecution</w:t>
       </w:r>
     </w:p>
     <w:p>
-      <w:pPr>
-        <w:spacing w:after="0" w:before="0"/>
-      </w:pPr>
       <w:r>
-        <w:rPr>
-          <w:b w:val="0"/>
-          <w:sz w:val="22"/>
-        </w:rPr>
-        <w:t>(c) Accessory</w:t>
+        <w:t xml:space="preserve">(b) A hallucination</w:t>
       </w:r>
     </w:p>
     <w:p>
-      <w:pPr>
-        <w:spacing w:after="0" w:before="0"/>
-      </w:pPr>
       <w:r>
-        <w:rPr>
-          <w:b w:val="0"/>
-          <w:sz w:val="22"/>
-        </w:rPr>
-        <w:t>(d) Accredited</w:t>
+        <w:t xml:space="preserve">(c) Flight of ideas</w:t>
       </w:r>
     </w:p>
     <w:p>
-      <w:pPr>
-        <w:spacing w:after="0" w:before="40"/>
-      </w:pPr>
       <w:r>
-        <w:rPr>
-          <w:b/>
-          <w:sz w:val="22"/>
-        </w:rPr>
-        <w:t>Answer: d</w:t>
+        <w:t xml:space="preserve">(d) Loose associations</w:t>
       </w:r>
     </w:p>
     <w:p>
-      <w:pPr>
-        <w:spacing w:after="0" w:before="0"/>
-      </w:pPr>
       <w:r>
-        <w:rPr>
-          <w:b w:val="0"/>
-          <w:sz w:val="21"/>
-        </w:rPr>
-        <w:t>Solution: ASHA stands for 'Accredited Social Health Activist', instituted under the National Rural Health Mission (NRHM).</w:t>
+        <w:t xml:space="preserve">Answer: a</w:t>
       </w:r>
     </w:p>
     <w:p>
-      <w:pPr>
-        <w:spacing w:after="0" w:before="0"/>
-      </w:pPr>
       <w:r>
-        <w:rPr>
-          <w:b w:val="0"/>
-          <w:sz w:val="20"/>
-        </w:rPr>
-        <w:t>Positive Marks: 1</w:t>
+        <w:t xml:space="preserve">Solution: A persecutory delusion is a fixed false belief that one is being harmed or harassed by others. Hallucinations are false sensory perceptions; flight of ideas and loose associations are thought process disorders.</w:t>
       </w:r>
     </w:p>
     <w:p>
-      <w:pPr>
-        <w:spacing w:after="160" w:before="0"/>
-      </w:pPr>
       <w:r>
-        <w:rPr>
-          <w:b w:val="0"/>
-          <w:sz w:val="20"/>
-        </w:rPr>
-        <w:t>Negative Marks: 0.25</w:t>
+        <w:t xml:space="preserve">Positive Marks: 1</w:t>
       </w:r>
     </w:p>
     <w:p>
-      <w:pPr>
-        <w:spacing w:after="20" w:before="120"/>
-      </w:pPr>
       <w:r>
-        <w:rPr>
-          <w:b/>
-          <w:sz w:val="22"/>
-        </w:rPr>
-        <w:t>Question: Which of the following inheritance patterns typically shows affected individuals in every generation with male-to-male transmission?</w:t>
+        <w:t xml:space="preserve">Negative Marks: 0.25</w:t>
       </w:r>
     </w:p>
     <w:p>
-      <w:pPr>
-        <w:spacing w:after="0" w:before="0"/>
-      </w:pPr>
       <w:r>
-        <w:rPr>
-          <w:b w:val="0"/>
-          <w:sz w:val="22"/>
-        </w:rPr>
-        <w:t>(a) Autosomal dominant</w:t>
+        <w:t xml:space="preserve"/>
       </w:r>
     </w:p>
     <w:p>
-      <w:pPr>
-        <w:spacing w:after="0" w:before="0"/>
-      </w:pPr>
       <w:r>
-        <w:rPr>
-          <w:b w:val="0"/>
-          <w:sz w:val="22"/>
-        </w:rPr>
-        <w:t>(b) X-linked dominant</w:t>
+        <w:t xml:space="preserve">Question: A client with bipolar disorder in the manic phase is pacing, talking rapidly, and not sleeping. Which nursing intervention is most appropriate?</w:t>
       </w:r>
     </w:p>
     <w:p>
-      <w:pPr>
-        <w:spacing w:after="0" w:before="0"/>
-      </w:pPr>
       <w:r>
-        <w:rPr>
-          <w:b w:val="0"/>
-          <w:sz w:val="22"/>
-        </w:rPr>
-        <w:t>(c) Autosomal recessive</w:t>
+        <w:t xml:space="preserve">(a) Provide a calm, structured environment with minimal stimuli</w:t>
       </w:r>
     </w:p>
     <w:p>
-      <w:pPr>
-        <w:spacing w:after="0" w:before="0"/>
-      </w:pPr>
       <w:r>
-        <w:rPr>
-          <w:b w:val="0"/>
-          <w:sz w:val="22"/>
-        </w:rPr>
-        <w:t>(d) X-linked recessive</w:t>
+        <w:t xml:space="preserve">(b) Encourage the client to rest in bed with the door closed</w:t>
       </w:r>
     </w:p>
     <w:p>
-      <w:pPr>
-        <w:spacing w:after="0" w:before="40"/>
-      </w:pPr>
       <w:r>
-        <w:rPr>
-          <w:b/>
-          <w:sz w:val="22"/>
-        </w:rPr>
-        <w:t>Answer: a</w:t>
+        <w:t xml:space="preserve">(c) Engage the client in a competitive group game</w:t>
       </w:r>
     </w:p>
     <w:p>
-      <w:pPr>
-        <w:spacing w:after="0" w:before="0"/>
-      </w:pPr>
       <w:r>
-        <w:rPr>
-          <w:b w:val="0"/>
-          <w:sz w:val="21"/>
-        </w:rPr>
-        <w:t>Solution: Autosomal dominant traits appear in every generation and show male-to-male transmission; affected persons have a 50% chance of passing the gene to each child.</w:t>
+        <w:t xml:space="preserve">(d) Allow unlimited caffeine to maintain energy</w:t>
       </w:r>
     </w:p>
     <w:p>
-      <w:pPr>
-        <w:spacing w:after="0" w:before="0"/>
-      </w:pPr>
       <w:r>
-        <w:rPr>
-          <w:b w:val="0"/>
-          <w:sz w:val="20"/>
-        </w:rPr>
-        <w:t>Positive Marks: 1</w:t>
+        <w:t xml:space="preserve">Answer: a</w:t>
       </w:r>
     </w:p>
     <w:p>
-      <w:pPr>
-        <w:spacing w:after="160" w:before="0"/>
-      </w:pPr>
       <w:r>
-        <w:rPr>
-          <w:b w:val="0"/>
-          <w:sz w:val="20"/>
-        </w:rPr>
-        <w:t>Negative Marks: 0.25</w:t>
+        <w:t xml:space="preserve">Solution: Manic clients benefit from a low-stimulation, structured environment to reduce escalation. Competitive activities and caffeine increase agitation; the client should not be left alone in seclusion.</w:t>
       </w:r>
     </w:p>
     <w:p>
-      <w:pPr>
-        <w:spacing w:after="20" w:before="120"/>
-      </w:pPr>
       <w:r>
-        <w:rPr>
-          <w:b/>
-          <w:sz w:val="22"/>
-        </w:rPr>
-        <w:t>Question: The earliest and most sensitive indicator of increased intracranial pressure (ICP) is:</w:t>
+        <w:t xml:space="preserve">Positive Marks: 1</w:t>
       </w:r>
     </w:p>
     <w:p>
-      <w:pPr>
-        <w:spacing w:after="0" w:before="0"/>
-      </w:pPr>
       <w:r>
-        <w:rPr>
-          <w:b w:val="0"/>
-          <w:sz w:val="22"/>
-        </w:rPr>
-        <w:t>(a) Bradycardia</w:t>
+        <w:t xml:space="preserve">Negative Marks: 0.25</w:t>
       </w:r>
     </w:p>
     <w:p>
-      <w:pPr>
-        <w:spacing w:after="0" w:before="0"/>
-      </w:pPr>
       <w:r>
-        <w:rPr>
-          <w:b w:val="0"/>
-          <w:sz w:val="22"/>
-        </w:rPr>
-        <w:t>(b) Vomiting</w:t>
+        <w:t xml:space="preserve"/>
       </w:r>
     </w:p>
     <w:p>
-      <w:pPr>
-        <w:spacing w:after="0" w:before="0"/>
-      </w:pPr>
       <w:r>
-        <w:rPr>
-          <w:b w:val="0"/>
-          <w:sz w:val="22"/>
-        </w:rPr>
-        <w:t>(c) Altered level of consciousness</w:t>
+        <w:t xml:space="preserve">Question: The nurse is assessing a client for alcohol withdrawal. Which symptom indicates severe withdrawal requiring immediate intervention?</w:t>
       </w:r>
     </w:p>
     <w:p>
-      <w:pPr>
-        <w:spacing w:after="0" w:before="0"/>
-      </w:pPr>
       <w:r>
-        <w:rPr>
-          <w:b w:val="0"/>
-          <w:sz w:val="22"/>
-        </w:rPr>
-        <w:t>(d) Papilloedema</w:t>
+        <w:t xml:space="preserve">(a) Tremors and sweating</w:t>
       </w:r>
     </w:p>
     <w:p>
-      <w:pPr>
-        <w:spacing w:after="0" w:before="40"/>
-      </w:pPr>
       <w:r>
-        <w:rPr>
-          <w:b/>
-          <w:sz w:val="22"/>
-        </w:rPr>
-        <w:t>Answer: c</w:t>
+        <w:t xml:space="preserve">(b) Anxiety and irritability</w:t>
       </w:r>
     </w:p>
     <w:p>
-      <w:pPr>
-        <w:spacing w:after="0" w:before="0"/>
-      </w:pPr>
       <w:r>
-        <w:rPr>
-          <w:b w:val="0"/>
-          <w:sz w:val="21"/>
-        </w:rPr>
-        <w:t>Solution: A change in the level of consciousness is the earliest sign of rising intracranial pressure.</w:t>
+        <w:t xml:space="preserve">(c) Delirium tremens with hallucinations</w:t>
       </w:r>
     </w:p>
     <w:p>
-      <w:pPr>
-        <w:spacing w:after="0" w:before="0"/>
-      </w:pPr>
       <w:r>
-        <w:rPr>
-          <w:b w:val="0"/>
-          <w:sz w:val="20"/>
-        </w:rPr>
-        <w:t>Positive Marks: 1</w:t>
+        <w:t xml:space="preserve">(d) Nausea and vomiting</w:t>
       </w:r>
     </w:p>
     <w:p>
-      <w:pPr>
-        <w:spacing w:after="160" w:before="0"/>
-      </w:pPr>
       <w:r>
-        <w:rPr>
-          <w:b w:val="0"/>
-          <w:sz w:val="20"/>
-        </w:rPr>
-        <w:t>Negative Marks: 0.25</w:t>
+        <w:t xml:space="preserve">Answer: c</w:t>
       </w:r>
     </w:p>
     <w:p>
-      <w:pPr>
-        <w:spacing w:after="20" w:before="120"/>
-      </w:pPr>
       <w:r>
-        <w:rPr>
-          <w:b/>
-          <w:sz w:val="22"/>
-        </w:rPr>
-        <w:t>Question: A newborn remains cyanotic with a heart rate of 60/min after drying and stimulation. What is the priority intervention?</w:t>
+        <w:t xml:space="preserve">Solution: Delirium tremens, characterized by severe confusion, hallucinations, and autonomic hyperactivity, is a life-threatening complication of alcohol withdrawal requiring urgent medical management.</w:t>
       </w:r>
     </w:p>
     <w:p>
-      <w:pPr>
-        <w:spacing w:after="0" w:before="0"/>
-      </w:pPr>
       <w:r>
-        <w:rPr>
-          <w:b w:val="0"/>
-          <w:sz w:val="22"/>
-        </w:rPr>
-        <w:t>(a) Start chest compressions</w:t>
+        <w:t xml:space="preserve">Positive Marks: 1</w:t>
       </w:r>
     </w:p>
     <w:p>
-      <w:pPr>
-        <w:spacing w:after="0" w:before="0"/>
-      </w:pPr>
       <w:r>
-        <w:rPr>
-          <w:b w:val="0"/>
-          <w:sz w:val="22"/>
-        </w:rPr>
-        <w:t>(b) Administer IV epinephrine</w:t>
+        <w:t xml:space="preserve">Negative Marks: 0.25</w:t>
       </w:r>
     </w:p>
     <w:p>
-      <w:pPr>
-        <w:spacing w:after="0" w:before="0"/>
-      </w:pPr>
       <w:r>
-        <w:rPr>
-          <w:b w:val="0"/>
-          <w:sz w:val="22"/>
-        </w:rPr>
-        <w:t>(c) Recheck the heart rate in 30 seconds</w:t>
+        <w:t xml:space="preserve"/>
       </w:r>
     </w:p>
     <w:p>
-      <w:pPr>
-        <w:spacing w:after="0" w:before="0"/>
-      </w:pPr>
       <w:r>
-        <w:rPr>
-          <w:b w:val="0"/>
-          <w:sz w:val="22"/>
-        </w:rPr>
-        <w:t>(d) Begin positive-pressure ventilation</w:t>
+        <w:t xml:space="preserve">Question: A client with generalized anxiety disorder is experiencing hyperventilation. The nurse should first:</w:t>
       </w:r>
     </w:p>
     <w:p>
-      <w:pPr>
-        <w:spacing w:after="0" w:before="40"/>
-      </w:pPr>
       <w:r>
-        <w:rPr>
-          <w:b/>
-          <w:sz w:val="22"/>
-        </w:rPr>
-        <w:t>Answer: d</w:t>
+        <w:t xml:space="preserve">(a) Have the client breathe into a paper bag</w:t>
       </w:r>
     </w:p>
     <w:p>
-      <w:pPr>
-        <w:spacing w:after="0" w:before="0"/>
-      </w:pPr>
       <w:r>
-        <w:rPr>
-          <w:b w:val="0"/>
-          <w:sz w:val="21"/>
-        </w:rPr>
-        <w:t>Solution: For a heart rate below 100/min after initial steps, positive-pressure ventilation is started immediately; chest compressions begin only if HR stays &lt;60 despite PPV.</w:t>
+        <w:t xml:space="preserve">(b) Encourage slow, deep breathing</w:t>
       </w:r>
     </w:p>
     <w:p>
-      <w:pPr>
-        <w:spacing w:after="0" w:before="0"/>
-      </w:pPr>
       <w:r>
-        <w:rPr>
-          <w:b w:val="0"/>
-          <w:sz w:val="20"/>
-        </w:rPr>
-        <w:t>Positive Marks: 1</w:t>
+        <w:t xml:space="preserve">(c) Administer a sedative immediately</w:t>
       </w:r>
     </w:p>
     <w:p>
-      <w:pPr>
-        <w:spacing w:after="160" w:before="0"/>
-      </w:pPr>
       <w:r>
-        <w:rPr>
-          <w:b w:val="0"/>
-          <w:sz w:val="20"/>
-        </w:rPr>
-        <w:t>Negative Marks: 0.25</w:t>
+        <w:t xml:space="preserve">(d) Place the client in a supine position</w:t>
       </w:r>
     </w:p>
     <w:p>
-      <w:pPr>
-        <w:spacing w:after="20" w:before="120"/>
-      </w:pPr>
       <w:r>
-        <w:rPr>
-          <w:b/>
-          <w:sz w:val="22"/>
-        </w:rPr>
-        <w:t>Question: Which scale is used to measure OCD?</w:t>
+        <w:t xml:space="preserve">Answer: b</w:t>
       </w:r>
     </w:p>
     <w:p>
-      <w:pPr>
-        <w:spacing w:after="0" w:before="0"/>
-      </w:pPr>
       <w:r>
-        <w:rPr>
-          <w:b w:val="0"/>
-          <w:sz w:val="22"/>
-        </w:rPr>
-        <w:t>(a) NIMH-GOCS</w:t>
+        <w:t xml:space="preserve">Solution: Slow, deep breathing helps restore normal breathing patterns and reduces symptoms of hyperventilation. Paper-bag breathing is controversial and potentially harmful; medication and positioning are secondary measures.</w:t>
       </w:r>
     </w:p>
     <w:p>
-      <w:pPr>
-        <w:spacing w:after="0" w:before="0"/>
-      </w:pPr>
       <w:r>
-        <w:rPr>
-          <w:b w:val="0"/>
-          <w:sz w:val="22"/>
-        </w:rPr>
-        <w:t>(b) HRSD</w:t>
+        <w:t xml:space="preserve">Positive Marks: 1</w:t>
       </w:r>
     </w:p>
     <w:p>
-      <w:pPr>
-        <w:spacing w:after="0" w:before="0"/>
-      </w:pPr>
       <w:r>
-        <w:rPr>
-          <w:b w:val="0"/>
-          <w:sz w:val="22"/>
-        </w:rPr>
-        <w:t>(c) PANSS</w:t>
+        <w:t xml:space="preserve">Negative Marks: 0.25</w:t>
       </w:r>
     </w:p>
     <w:p>
-      <w:pPr>
-        <w:spacing w:after="0" w:before="0"/>
-      </w:pPr>
       <w:r>
-        <w:rPr>
-          <w:b w:val="0"/>
-          <w:sz w:val="22"/>
-        </w:rPr>
-        <w:t>(d) BPRS</w:t>
+        <w:t xml:space="preserve"/>
       </w:r>
     </w:p>
     <w:p>
-      <w:pPr>
-        <w:spacing w:after="0" w:before="40"/>
-      </w:pPr>
       <w:r>
-        <w:rPr>
-          <w:b/>
-          <w:sz w:val="22"/>
-        </w:rPr>
-        <w:t>Answer: a</w:t>
+        <w:t xml:space="preserve">Question: The nurse is teaching a community group about the prevention of tuberculosis. Which statement indicates effective teaching?</w:t>
       </w:r>
     </w:p>
     <w:p>
-      <w:pPr>
-        <w:spacing w:after="0" w:before="0"/>
-      </w:pPr>
       <w:r>
-        <w:rPr>
-          <w:b w:val="0"/>
-          <w:sz w:val="21"/>
-        </w:rPr>
-        <w:t>Solution: The NIMH Global Obsessive-Compulsive Scale (NIMH-GOCS) (option A) is used to measure the severity of obsessive-compulsive disorder (OCD). OCD is a mental disorder characterized by recurrent intrusive thoughts (obsessions) and repetitive behaviors or mental acts (compulsions). The NIMH-GOCS is a standardized rating scale developed by the National Institute of Mental Health to assess the severity of OCD symptoms. It includes measures of obsessions, compulsions, and associated impairment. The scale provides a quantitative assessment of symptom severity and can be used to track changes in symptoms over time or evaluate treatment response in individuals with OCD.</w:t>
+        <w:t xml:space="preserve">(a) "Tuberculosis is spread through contaminated food."</w:t>
       </w:r>
     </w:p>
     <w:p>
-      <w:pPr>
-        <w:spacing w:after="0" w:before="0"/>
-      </w:pPr>
       <w:r>
-        <w:rPr>
-          <w:b w:val="0"/>
-          <w:sz w:val="20"/>
-        </w:rPr>
-        <w:t>Positive Marks: 1</w:t>
+        <w:t xml:space="preserve">(b) "Covering the mouth when coughing reduces the spread."</w:t>
       </w:r>
     </w:p>
     <w:p>
-      <w:pPr>
-        <w:spacing w:after="160" w:before="0"/>
-      </w:pPr>
       <w:r>
-        <w:rPr>
-          <w:b w:val="0"/>
-          <w:sz w:val="20"/>
-        </w:rPr>
-        <w:t>Negative Marks: 0.25</w:t>
+        <w:t xml:space="preserve">(c) "TB only affects the elderly."</w:t>
       </w:r>
     </w:p>
     <w:p>
-      <w:pPr>
-        <w:spacing w:after="20" w:before="120"/>
-      </w:pPr>
       <w:r>
-        <w:rPr>
-          <w:b/>
-          <w:sz w:val="22"/>
-        </w:rPr>
-        <w:t>Question: Which is the nucleus of masseteric reflex:</w:t>
+        <w:t xml:space="preserve">(d) "A positive skin test means the disease is active."</w:t>
       </w:r>
     </w:p>
     <w:p>
-      <w:pPr>
-        <w:spacing w:after="0" w:before="0"/>
-      </w:pPr>
       <w:r>
-        <w:rPr>
-          <w:b w:val="0"/>
-          <w:sz w:val="22"/>
-        </w:rPr>
-        <w:t>(a) Spinal nucleus of trigeminal nerve</w:t>
+        <w:t xml:space="preserve">Answer: b</w:t>
       </w:r>
     </w:p>
     <w:p>
-      <w:pPr>
-        <w:spacing w:after="0" w:before="0"/>
-      </w:pPr>
       <w:r>
-        <w:rPr>
-          <w:b w:val="0"/>
-          <w:sz w:val="22"/>
-        </w:rPr>
-        <w:t>(b) Mesencephalic nucleus of trigeminal nerve</w:t>
+        <w:t xml:space="preserve">Solution: TB spreads through airborne droplet nuclei from coughing and sneezing; covering the mouth, proper ventilation, and early treatment reduce transmission. A positive skin test indicates infection, not necessarily active disease.</w:t>
       </w:r>
     </w:p>
     <w:p>
-      <w:pPr>
-        <w:spacing w:after="0" w:before="0"/>
-      </w:pPr>
       <w:r>
-        <w:rPr>
-          <w:b w:val="0"/>
-          <w:sz w:val="22"/>
-        </w:rPr>
-        <w:t>(c) Superior sensory nucleus of the trigeminal nerve</w:t>
+        <w:t xml:space="preserve">Positive Marks: 1</w:t>
       </w:r>
     </w:p>
     <w:p>
-      <w:pPr>
-        <w:spacing w:after="0" w:before="0"/>
-      </w:pPr>
       <w:r>
-        <w:rPr>
-          <w:b w:val="0"/>
-          <w:sz w:val="22"/>
-        </w:rPr>
-        <w:t>(d) Dorsal nucleus of vagus nerve</w:t>
+        <w:t xml:space="preserve">Negative Marks: 0.25</w:t>
       </w:r>
     </w:p>
     <w:p>
-      <w:pPr>
-        <w:spacing w:after="0" w:before="40"/>
-      </w:pPr>
       <w:r>
-        <w:rPr>
-          <w:b/>
-          <w:sz w:val="22"/>
-        </w:rPr>
-        <w:t>Answer: b</w:t>
+        <w:t xml:space="preserve"/>
       </w:r>
     </w:p>
     <w:p>
-      <w:pPr>
-        <w:spacing w:after="0" w:before="0"/>
-      </w:pPr>
       <w:r>
-        <w:rPr>
-          <w:b w:val="0"/>
-          <w:sz w:val="21"/>
-        </w:rPr>
-        <w:t>Solution: The mesencephalic nucleus of the trigeminal nerve receives proprioceptive fibres mediating the masseteric (jaw jerk) reflex.</w:t>
+        <w:t xml:space="preserve">Question: A community health nurse is conducting a home visit. Which activity reflects the primary prevention level?</w:t>
       </w:r>
     </w:p>
     <w:p>
-      <w:pPr>
-        <w:spacing w:after="0" w:before="0"/>
-      </w:pPr>
       <w:r>
-        <w:rPr>
-          <w:b w:val="0"/>
-          <w:sz w:val="20"/>
-        </w:rPr>
-        <w:t>Positive Marks: 1</w:t>
+        <w:t xml:space="preserve">(a) Immunizing children against measles</w:t>
       </w:r>
     </w:p>
     <w:p>
-      <w:pPr>
-        <w:spacing w:after="160" w:before="0"/>
-      </w:pPr>
       <w:r>
-        <w:rPr>
-          <w:b w:val="0"/>
-          <w:sz w:val="20"/>
-        </w:rPr>
-        <w:t>Negative Marks: 0.25</w:t>
+        <w:t xml:space="preserve">(b) Screening adults for hypertension</w:t>
       </w:r>
     </w:p>
     <w:p>
-      <w:pPr>
-        <w:spacing w:after="20" w:before="120"/>
-      </w:pPr>
       <w:r>
-        <w:rPr>
-          <w:b/>
-          <w:sz w:val="22"/>
-        </w:rPr>
-        <w:t>Question: Which of the following drug is contraindicated in pregnant lady?</w:t>
+        <w:t xml:space="preserve">(c) Teaching a diabetic client about insulin self-administration</w:t>
       </w:r>
     </w:p>
     <w:p>
-      <w:pPr>
-        <w:spacing w:after="0" w:before="0"/>
-      </w:pPr>
       <w:r>
-        <w:rPr>
-          <w:b w:val="0"/>
-          <w:sz w:val="22"/>
-        </w:rPr>
-        <w:t>(a) Streptomycin</w:t>
+        <w:t xml:space="preserve">(d) Referring a client with a new diagnosis to a specialist</w:t>
       </w:r>
     </w:p>
     <w:p>
-      <w:pPr>
-        <w:spacing w:after="0" w:before="0"/>
-      </w:pPr>
       <w:r>
-        <w:rPr>
-          <w:b w:val="0"/>
-          <w:sz w:val="22"/>
-        </w:rPr>
-        <w:t>(b) Labetalol</w:t>
+        <w:t xml:space="preserve">Answer: a</w:t>
       </w:r>
     </w:p>
     <w:p>
-      <w:pPr>
-        <w:spacing w:after="0" w:before="0"/>
-      </w:pPr>
       <w:r>
-        <w:rPr>
-          <w:b w:val="0"/>
-          <w:sz w:val="22"/>
-        </w:rPr>
-        <w:t>(c) Dolutegravir</w:t>
+        <w:t xml:space="preserve">Solution: Immunization is primary prevention — preventing disease before it occurs. Screening is secondary prevention, and teaching insulin self-administration for an existing condition is tertiary prevention.</w:t>
       </w:r>
     </w:p>
     <w:p>
-      <w:pPr>
-        <w:spacing w:after="0" w:before="0"/>
-      </w:pPr>
       <w:r>
-        <w:rPr>
-          <w:b w:val="0"/>
-          <w:sz w:val="22"/>
-        </w:rPr>
-        <w:t>(d) Heparin</w:t>
+        <w:t xml:space="preserve">Positive Marks: 1</w:t>
       </w:r>
     </w:p>
     <w:p>
-      <w:pPr>
-        <w:spacing w:after="0" w:before="40"/>
-      </w:pPr>
       <w:r>
-        <w:rPr>
-          <w:b/>
-          <w:sz w:val="22"/>
-        </w:rPr>
-        <w:t>Answer: a</w:t>
+        <w:t xml:space="preserve">Negative Marks: 0.25</w:t>
       </w:r>
     </w:p>
     <w:p>
-      <w:pPr>
-        <w:spacing w:after="0" w:before="0"/>
-      </w:pPr>
       <w:r>
-        <w:rPr>
-          <w:b w:val="0"/>
-          <w:sz w:val="21"/>
-        </w:rPr>
-        <w:t>Solution: Streptomycin is contraindicated in pregnant women. Streptomycin is an antibiotic commonly used to treat bacterial infections. However, it is known to have harmful effects on fetal development and can cause hearing loss and other developmental abnormalities in the baby. Therefore, it is important to avoid the use of streptomycin during pregnancy. Alternative antibiotics that are safe for use during pregnancy should be considered to treat bacterial infections in pregnant women.</w:t>
+        <w:t xml:space="preserve"/>
       </w:r>
     </w:p>
     <w:p>
-      <w:pPr>
-        <w:spacing w:after="0" w:before="0"/>
-      </w:pPr>
       <w:r>
-        <w:rPr>
-          <w:b w:val="0"/>
-          <w:sz w:val="20"/>
-        </w:rPr>
-        <w:t>Positive Marks: 1</w:t>
+        <w:t xml:space="preserve">Question: A nurse is investigating a disease outbreak in a village. The nurse calculates the attack rate. This measures:</w:t>
       </w:r>
     </w:p>
     <w:p>
-      <w:pPr>
-        <w:spacing w:after="160" w:before="0"/>
-      </w:pPr>
       <w:r>
-        <w:rPr>
-          <w:b w:val="0"/>
-          <w:sz w:val="20"/>
-        </w:rPr>
-        <w:t>Negative Marks: 0.25</w:t>
+        <w:t xml:space="preserve">(a) The number of new cases in a population at risk during a specific time</w:t>
       </w:r>
     </w:p>
     <w:p>
-      <w:pPr>
-        <w:spacing w:after="20" w:before="120"/>
-      </w:pPr>
       <w:r>
-        <w:rPr>
-          <w:b/>
-          <w:sz w:val="22"/>
-        </w:rPr>
-        <w:t>Question: India's first Bullet Train project is being constructed with technical and financial assistance from which country?</w:t>
+        <w:t xml:space="preserve">(b) The total number of deaths from the disease</w:t>
       </w:r>
     </w:p>
     <w:p>
-      <w:pPr>
-        <w:spacing w:after="0" w:before="0"/>
-      </w:pPr>
       <w:r>
-        <w:rPr>
-          <w:b w:val="0"/>
-          <w:sz w:val="22"/>
-        </w:rPr>
-        <w:t>(a) Russia</w:t>
+        <w:t xml:space="preserve">(c) The duration of the disease</w:t>
       </w:r>
     </w:p>
     <w:p>
-      <w:pPr>
-        <w:spacing w:after="0" w:before="0"/>
-      </w:pPr>
       <w:r>
-        <w:rPr>
-          <w:b w:val="0"/>
-          <w:sz w:val="22"/>
-        </w:rPr>
-        <w:t>(b) China</w:t>
+        <w:t xml:space="preserve">(d) The proportion of the population already immune</w:t>
       </w:r>
     </w:p>
     <w:p>
-      <w:pPr>
-        <w:spacing w:after="0" w:before="0"/>
-      </w:pPr>
       <w:r>
-        <w:rPr>
-          <w:b w:val="0"/>
-          <w:sz w:val="22"/>
-        </w:rPr>
-        <w:t>(c) USA</w:t>
+        <w:t xml:space="preserve">Answer: a</w:t>
       </w:r>
     </w:p>
     <w:p>
-      <w:pPr>
-        <w:spacing w:after="0" w:before="0"/>
-      </w:pPr>
       <w:r>
-        <w:rPr>
-          <w:b w:val="0"/>
-          <w:sz w:val="22"/>
-        </w:rPr>
-        <w:t>(d) Japan</w:t>
+        <w:t xml:space="preserve">Solution: The attack rate is the proportion of persons exposed to a disease who develop it during an outbreak — a measure of risk. It is calculated as new cases divided by the population at risk.</w:t>
       </w:r>
     </w:p>
     <w:p>
-      <w:pPr>
-        <w:spacing w:after="0" w:before="40"/>
-      </w:pPr>
       <w:r>
-        <w:rPr>
-          <w:b/>
-          <w:sz w:val="22"/>
-        </w:rPr>
-        <w:t>Answer: d</w:t>
+        <w:t xml:space="preserve">Positive Marks: 1</w:t>
       </w:r>
     </w:p>
     <w:p>
-      <w:pPr>
-        <w:spacing w:after="0" w:before="0"/>
-      </w:pPr>
       <w:r>
-        <w:rPr>
-          <w:b w:val="0"/>
-          <w:sz w:val="21"/>
-        </w:rPr>
-        <w:t>Solution: The Mumbai-Ahmedabad High-Speed Rail (Bullet Train) corridor in India is being developed with financial and technical assistance from Japan.</w:t>
+        <w:t xml:space="preserve">Negative Marks: 0.25</w:t>
       </w:r>
     </w:p>
     <w:p>
-      <w:pPr>
-        <w:spacing w:after="0" w:before="0"/>
-      </w:pPr>
       <w:r>
-        <w:rPr>
-          <w:b w:val="0"/>
-          <w:sz w:val="20"/>
-        </w:rPr>
-        <w:t>Positive Marks: 1</w:t>
+        <w:t xml:space="preserve"/>
       </w:r>
     </w:p>
     <w:p>
-      <w:pPr>
-        <w:spacing w:after="160" w:before="0"/>
-      </w:pPr>
       <w:r>
-        <w:rPr>
-          <w:b w:val="0"/>
-          <w:sz w:val="20"/>
-        </w:rPr>
-        <w:t>Negative Marks: 0.25</w:t>
+        <w:t xml:space="preserve">Question: A client is prescribed oral iron supplements for anemia. The nurse should teach the client to:</w:t>
+      </w:r>
+    </w:p>
+    <w:p>
+      <w:r>
+        <w:t xml:space="preserve">(a) Take the iron with milk to reduce stomach upset</w:t>
+      </w:r>
+    </w:p>
+    <w:p>
+      <w:r>
+        <w:t xml:space="preserve">(b) Take the iron with orange juice to enhance absorption</w:t>
+      </w:r>
+    </w:p>
+    <w:p>
+      <w:r>
+        <w:t xml:space="preserve">(c) Take the iron with tea to mask the taste</w:t>
+      </w:r>
+    </w:p>
+    <w:p>
+      <w:r>
+        <w:t xml:space="preserve">(d) Crush the tablet if it is difficult to swallow</w:t>
+      </w:r>
+    </w:p>
+    <w:p>
+      <w:r>
+        <w:t xml:space="preserve">Answer: b</w:t>
+      </w:r>
+    </w:p>
+    <w:p>
+      <w:r>
+        <w:t xml:space="preserve">Solution: Vitamin C (ascorbic acid) in orange juice enhances iron absorption. Milk, tea, and antacids decrease absorption. Enteric-coated iron tablets should not be crushed.</w:t>
+      </w:r>
+    </w:p>
+    <w:p>
+      <w:r>
+        <w:t xml:space="preserve">Positive Marks: 1</w:t>
+      </w:r>
+    </w:p>
+    <w:p>
+      <w:r>
+        <w:t xml:space="preserve">Negative Marks: 0.25</w:t>
+      </w:r>
+    </w:p>
+    <w:p>
+      <w:r>
+        <w:t xml:space="preserve"/>
+      </w:r>
+    </w:p>
+    <w:p>
+      <w:r>
+        <w:t xml:space="preserve">Question: The nurse is caring for a client receiving total parenteral nutrition (TPN). Which finding indicates a complication of the therapy?</w:t>
+      </w:r>
+    </w:p>
+    <w:p>
+      <w:r>
+        <w:t xml:space="preserve">(a) Blood glucose of 250 mg/dL</w:t>
+      </w:r>
+    </w:p>
+    <w:p>
+      <w:r>
+        <w:t xml:space="preserve">(b) Serum potassium of 4.0 mEq/L</w:t>
+      </w:r>
+    </w:p>
+    <w:p>
+      <w:r>
+        <w:t xml:space="preserve">(c) Weight gain of 0.5 kg over a week</w:t>
+      </w:r>
+    </w:p>
+    <w:p>
+      <w:r>
+        <w:t xml:space="preserve">(d) Temperature of 37.0°C (98.6°F)</w:t>
+      </w:r>
+    </w:p>
+    <w:p>
+      <w:r>
+        <w:t xml:space="preserve">Answer: a</w:t>
+      </w:r>
+    </w:p>
+    <w:p>
+      <w:r>
+        <w:t xml:space="preserve">Solution: Hyperglycemia is a common complication of TPN because of the high dextrose concentration. Blood glucose should be monitored and insulin given as ordered. The other findings are within normal limits.</w:t>
+      </w:r>
+    </w:p>
+    <w:p>
+      <w:r>
+        <w:t xml:space="preserve">Positive Marks: 1</w:t>
+      </w:r>
+    </w:p>
+    <w:p>
+      <w:r>
+        <w:t xml:space="preserve">Negative Marks: 0.25</w:t>
       </w:r>
     </w:p>
     <w:sectPr>
       <w:pgSz w:w="12240" w:h="15840"/>
-      <w:pgMar w:top="864" w:right="1008" w:bottom="864" w:left="1008" w:header="720" w:footer="720" w:gutter="0"/>
+      <w:pgMar w:top="1440" w:right="1800" w:bottom="1440" w:left="1800" w:header="720" w:footer="720" w:gutter="0"/>
       <w:cols w:space="720"/>
       <w:docGrid w:linePitch="360"/>
     </w:sectPr>
@@ -2535,10 +1365,6 @@
     <w:name w:val="Normal"/>
     <w:qFormat/>
     <w:rsid w:val="00FC693F"/>
-    <w:rPr>
-      <w:rFonts w:ascii="Calibri" w:hAnsi="Calibri"/>
-      <w:sz w:val="22"/>
-    </w:rPr>
   </w:style>
   <w:style w:type="paragraph" w:styleId="Header">
     <w:name w:val="header"/>
